--- a/papers/lasry/llm-cipher-solutions-excerpts.docx
+++ b/papers/lasry/llm-cipher-solutions-excerpts.docx
@@ -3469,7 +3469,7 @@
       </w:pPr>
       <w:r>
         <w:rPr/>
-        <w:t xml:space="preserve">“… lequel est party pour s'en retorner a Sienes avec Dom Diego … Le conte [de] Sainte Fiore est mal satisfaict, et que facilement se reduiroit au service du roy …”</w:t>
+        <w:t xml:space="preserve">“… l’am[bass]adeur de Senes qui estoit icy, lequel est party pour s’en retorner a Senes avec Dom Diego … Le conte [de] Sainte Fiore est mal satisfaict de …, et que facilement se reduiroit au service du roy …”</w:t>
       </w:r>
     </w:p>
     <w:p>
@@ -3490,7 +3490,7 @@
           <w:iCs w:val="1"/>
           <w:color w:val="555555"/>
         </w:rPr>
-        <w:t xml:space="preserve">“… who has left to go back to Siena with Dom Diego … The Count [of] Santa Fiora is discontented, and would readily come over to the King's service …”</w:t>
+        <w:t xml:space="preserve">“… the [ambassador] of Siena who was here, who has left to go back to Siena with Dom Diego … The Count [of] Santa Fiora is discontented with …, and would readily come over to the King's service …”</w:t>
       </w:r>
     </w:p>
     <w:p>
@@ -5578,7 +5578,7 @@
       </w:pPr>
       <w:r>
         <w:rPr/>
-        <w:t xml:space="preserve">Thomas Edmondes, Queen Elizabeth's agent at the court of Henri IV, Tours, March 3, 1592</w:t>
+        <w:t xml:space="preserve">Thomas Edmondes, Queen Elizabeth's agent at the court of Henri IV, Tours, March 3, 1593</w:t>
       </w:r>
     </w:p>
     <w:p>
@@ -7972,7 +7972,7 @@
       </w:pPr>
       <w:r>
         <w:rPr/>
-        <w:t xml:space="preserve">“… das kann dieses orths halber observiren, dagegen den selben etwas tentiret werden solte … dahero ich nicht unterlassen sollen, die notturft … so wol allerhöchst ihrer Kays. Maiestet als auch ihrer Churf. Durchl. in Bayern ohnlängst nochmals … anzudeuten …”</w:t>
+        <w:t xml:space="preserve">“… das kann dieses orths halber observiren, dagegen den selben etwas tentiret werden solte … dahero ich nicht unterlassen sollen, die notturft dieser Vestung so wol allerhöchst ihrer Kays. Maiestet als auch ihrer Churf. Durchl. in Bayern ohnlängst nochmals allerunderthenigst und underthenigst anzudeuten …”</w:t>
       </w:r>
     </w:p>
     <w:p>
@@ -7993,7 +7993,7 @@
           <w:iCs w:val="1"/>
           <w:color w:val="555555"/>
         </w:rPr>
-        <w:t xml:space="preserve">“… this can be watched from here, and something should be attempted against them … I have therefore not failed to report the need … both to His Most High Imperial Majesty and to His Electoral Highness in Bavaria, lately once more …”</w:t>
+        <w:t xml:space="preserve">“… this can be watched from here, and something should be attempted against them … I therefore could not fail, lately and once more, to set out the needs of this fortress most humbly to His Most High Imperial Majesty and humbly to His Electoral Highness in Bavaria …”</w:t>
       </w:r>
     </w:p>
     <w:p>
@@ -8930,7 +8930,7 @@
       </w:pPr>
       <w:r>
         <w:rPr/>
-        <w:t xml:space="preserve">“… Pytałam się ieżeli ma co postanowionego. Ni ma nic. … To tesz prawda że był u dominikanow wtenczas iak estancował z nią w polu …”</w:t>
+        <w:t xml:space="preserve">“… Pytałam się ieżeli ma co postanowionego. Ni ma nic. … To tesz prawda że był u dominikanow wtenczas iakeś tańcował z nią w polu …”</w:t>
       </w:r>
     </w:p>
     <w:p>
@@ -8951,7 +8951,7 @@
           <w:iCs w:val="1"/>
           <w:color w:val="555555"/>
         </w:rPr>
-        <w:t xml:space="preserve">“… I asked whether he had anything arranged. He has nothing. … It is also true that he was at the Dominicans' at the time when he was staying with her in the field …”</w:t>
+        <w:t xml:space="preserve">“… I asked whether he has anything settled; he has nothing. … It is also true that he was with the Dominicans at the time when you danced with her in the field …”</w:t>
       </w:r>
     </w:p>
     <w:p>
@@ -20124,7 +20124,7 @@
       </w:pPr>
       <w:r>
         <w:rPr/>
-        <w:t xml:space="preserve">“… I desire you to [march] speedily for my assistance, that in case I can not bring my train of artillery to you …”</w:t>
+        <w:t xml:space="preserve">“… I desire you to [march] speedily for my assistance, that in case I can not bring my train of artillery to you, you [may] come and fetch it …”</w:t>
       </w:r>
     </w:p>
     <w:p>
@@ -25101,7 +25101,7 @@
       </w:pPr>
       <w:r>
         <w:rPr/>
-        <w:t xml:space="preserve">“… fait à Madame la Palatine de Belz … une copie authentique de cette vente au sieur Kray … autant qu’il a esté possible par mon credit et par mes avances …”</w:t>
+        <w:t xml:space="preserve">“… ni perdre de veue les affaires generales de l’Europe. Aussy publie-t-on comme une chose presque certaine qu’il n’entrera en Moschovie que la campagne qui vient.”</w:t>
       </w:r>
     </w:p>
     <w:p>
@@ -25122,7 +25122,7 @@
           <w:iCs w:val="1"/>
           <w:color w:val="555555"/>
         </w:rPr>
-        <w:t xml:space="preserve">“… made to Madame the Palatine of Belz … an authentic copy of this sale to the sieur Kray … as far as has been possible through my credit and my advances …”</w:t>
+        <w:t xml:space="preserve">“… nor lose sight of the general affairs of Europe. So it is given out as an almost certain thing that he [Charles XII] will not enter Muscovy until the coming campaign.”</w:t>
       </w:r>
     </w:p>
     <w:p>
@@ -25134,7 +25134,7 @@
       </w:pPr>
       <w:r>
         <w:rPr/>
-        <w:t xml:space="preserve">An unsigned correspondent, Danzig, October 28, 1707</w:t>
+        <w:t xml:space="preserve">An unsigned correspondent at the King of Sweden's headquarters, November 5, 1707</w:t>
       </w:r>
     </w:p>
     <w:p>

--- a/papers/lasry/llm-cipher-solutions-excerpts.docx
+++ b/papers/lasry/llm-cipher-solutions-excerpts.docx
@@ -549,7 +549,7 @@
       </w:pPr>
       <w:r>
         <w:rPr/>
-        <w:t xml:space="preserve">“… dominus a[rchi]episcopus de Patras […] cum licencia domini nostri dare volebat temporale dominium dominio Venetorum, et illud defenderet ab infidelibus. Dominus noster fecit proponere cardinalibus. Responderunt melius est perdere quam Venetis tradere, quia una vice recuperabitur; set si Veneti haberent, recuperare nunquam esset possibile …”</w:t>
+        <w:t xml:space="preserve">“… dominus a[rchi]episcopus de Patrasio cum licencia domini nostri dare volebat temporale dominium dominio Venetorum, et illud defenderet ab infidelibus. Dominus noster fecit proponere cardinalibus. Responderunt melius est perdere quam Venetis tradere, quia una vice recuperabitur; set si Veneti haberent, recuperare nunquam esset possibile …”</w:t>
       </w:r>
     </w:p>
     <w:p>
@@ -570,7 +570,7 @@
           <w:iCs w:val="1"/>
           <w:color w:val="555555"/>
         </w:rPr>
-        <w:t xml:space="preserve">“… the lord archbishop of Patras […] wanted, with the leave of our lord [the Pope], to give the temporal lordship to the dominion of the Venetians, which would defend it against the infidels. Our lord had it put to the cardinals. They answered that it is better to lose it than to hand it to the Venetians, because one day it will be recovered; but if the Venetians had it, it could never be recovered …”</w:t>
+        <w:t xml:space="preserve">“… the lord archbishop of Patras wanted, with the leave of our lord [the Pope], to give the temporal lordship to the dominion of the Venetians, which would defend it against the infidels. Our lord had it put to the cardinals. They answered that it is better to lose it than to hand it to the Venetians, because one day it will be recovered; but if the Venetians had it, it could never be recovered …”</w:t>
       </w:r>
     </w:p>
     <w:p>
@@ -1022,7 +1022,7 @@
       </w:pPr>
       <w:r>
         <w:rPr/>
-        <w:t xml:space="preserve">“Noi aviamo chompr(e)so che questo signiore no chavalcharà per lo modo che chostoro di qui vorevero … e farano la via di Laiaticho, e poi di là si partirano, e l’altro dì sarano a Radichondoli … E però richordiamo a la signioria vostra che ne’ detti luoghi faciate provedere di pane, viada, vituagia …”</w:t>
+        <w:t xml:space="preserve">“Noi aviamo chompr(e)so che questo signiore no chavalcharà per lo modo che chostoro di qui vorevero, e diliverà senza altra presa fare di qui partirsi e d’esare chostà; e crediamo sarà sabato prossimo; e farano la via di Laiaticho, e poi di là si partirano, e l’altro dì sarano a Radichondoli …”</w:t>
       </w:r>
     </w:p>
     <w:p>
@@ -1043,7 +1043,7 @@
           <w:iCs w:val="1"/>
           <w:color w:val="555555"/>
         </w:rPr>
-        <w:t xml:space="preserve">“We have understood that this lord will not ride in the way those here would like … and they will take the road by Lajatico, and then leave from there, and the next day they will be at Radicondoli … And so we remind your lordship to have bread, fodder and victuals provided in the said places …”</w:t>
+        <w:t xml:space="preserve">“We have understood that this lord will not ride in the way those here would like, and he will decide, without further halt, to leave here and come to you; we think it will be next Saturday; and they will take the road by Lajatico, and then leave from there, and the next day they will be at Radicondoli …”</w:t>
       </w:r>
     </w:p>
     <w:p>
@@ -2012,7 +2012,7 @@
       </w:pPr>
       <w:r>
         <w:rPr/>
-        <w:t xml:space="preserve">“… ’l fa instantia a […] de ven[i]re al servicio loro … malissimo satisfato di lui; ha mandato a dirlo al [s]ignore Cesare e farli grande oferte …”</w:t>
+        <w:t xml:space="preserve">“… ’l fa instantia [a m]e de ven[i]re al servicio loro … malissimo satisfato di lui; ha mandato a dirlo al [s]ignore Cesare e farli grande oferte …”</w:t>
       </w:r>
     </w:p>
     <w:p>
@@ -2033,7 +2033,7 @@
           <w:iCs w:val="1"/>
           <w:color w:val="555555"/>
         </w:rPr>
-        <w:t xml:space="preserve">“… he urges […] to come into their service … very ill satisfied with him; he has sent to tell Signor Cesare so, and to make him great offers …”</w:t>
+        <w:t xml:space="preserve">“… he urges [me] to come into their service … very ill satisfied with him; he has sent to tell Signor Cesare so, and to make him great offers …”</w:t>
       </w:r>
     </w:p>
     <w:p>
@@ -2531,7 +2531,7 @@
       </w:pPr>
       <w:r>
         <w:rPr/>
-        <w:t xml:space="preserve">“… In denari contanti … In baghe circa … In vasele d'oro et d'argento … In supelectili de casa per el meno … Per l'intrate del vescoato de Vinchiestri et abadia de sancto Albano …”</w:t>
+        <w:t xml:space="preserve">“… de gli beni del [Cardinale], per quanto si dice, son pervenuti circa DCCC[m] scuti in l'infrascrite partite, cioe: in denari contanti CL[m] scuti; in crediti de so [Cardinale] per [il Re] interditi et poi levati L[m] scuti; per gli fruti de un anno de lo intrate de so [Cardinale] LX[m] scuti; in baghe circa XX[m] scuti; in vasele d'oro et d'argento CCL[m] scuti; in supelectili de casa per el meno CC[m] scuti.”</w:t>
       </w:r>
     </w:p>
     <w:p>
@@ -2552,7 +2552,7 @@
           <w:iCs w:val="1"/>
           <w:color w:val="555555"/>
         </w:rPr>
-        <w:t xml:space="preserve">“… In ready money … In jewels, about … In gold and silver plate … In household furnishings, at least … For the revenues of the bishopric of Winchester and the abbey of St Albans …”</w:t>
+        <w:t xml:space="preserve">“… of the goods of the [Cardinal], as it is said, about 800 [thousand] scudi have come in, in the items below, namely: in ready money, 150 [thousand] scudi; in credits of the [Cardinal], sequestered by [the King] and then collected, 50 [thousand]; for the fruits of one year of the revenues of the [Cardinal], 60 [thousand]; in jewels, about 20 [thousand]; in gold and silver plate, 250 [thousand]; in household furnishings, at least 200 [thousand] scudi.”</w:t>
       </w:r>
     </w:p>
     <w:p>
@@ -3006,7 +3006,7 @@
       </w:pPr>
       <w:r>
         <w:rPr/>
-        <w:t xml:space="preserve">“… von beden kunigen zu entlicher handlung gen Pressburg gesetzt … der tag zu Pressburg erfolgt ist … mit grossem pomp … dem turkischen kaiser … tribut … zu geben …”</w:t>
+        <w:t xml:space="preserve">“… daraus der Tag zu Pressburg erfolgt ist, dahin auch des [Ferd.] Tail mit grossem Pomp kummen sint, auch volmechtigen Gwalt anzaigt, und sich zu beden Tailn entliche Vertrage versehen. Es hat sich aber zutragen, das am Ertag in der Fasnacht von dem turkischen Kaiser ain treffliche Botschaft ankummen …”</w:t>
       </w:r>
     </w:p>
     <w:p>
@@ -3027,7 +3027,7 @@
           <w:iCs w:val="1"/>
           <w:color w:val="555555"/>
         </w:rPr>
-        <w:t xml:space="preserve">“… set by both kings for a final negotiation at Pressburg … the diet at Pressburg has taken place … with great pomp … the Turkish emperor … tribute … to give …”</w:t>
+        <w:t xml:space="preserve">“… from which the diet at Pressburg followed, whither also [Ferdinand's] party came with great pomp and showed full powers, and on both sides a final treaty was expected. But it came about that on Shrove Tuesday a distinguished embassy arrived from the Turkish emperor …”</w:t>
       </w:r>
     </w:p>
     <w:p>
@@ -3469,7 +3469,7 @@
       </w:pPr>
       <w:r>
         <w:rPr/>
-        <w:t xml:space="preserve">“… l’am[bass]adeur de Senes qui estoit icy, lequel est party pour s’en retorner a Senes avec Dom Diego … Le conte [de] Sainte Fiore est mal satisfaict de …, et que facilement se reduiroit au service du roy …”</w:t>
+        <w:t xml:space="preserve">“… l'ambassadeur de Senes qui estoit icy, lequel est party pour s'en retorner a Senes avec Dom Diego. Et pour ce que ledict Sr cardinal a commancé a vous escripre de ceste affaire, je m'en remettray a ce qu'il vous en escripra. J'entendz que le conte [de] Sainte Fiore est mal satisfaict de [l'Empereur?], et que facilement se reduiroit au service du roy …”</w:t>
       </w:r>
     </w:p>
     <w:p>
@@ -3490,7 +3490,7 @@
           <w:iCs w:val="1"/>
           <w:color w:val="555555"/>
         </w:rPr>
-        <w:t xml:space="preserve">“… the [ambassador] of Siena who was here, who has left to go back to Siena with Dom Diego … The Count [of] Santa Fiora is discontented with …, and would readily come over to the King's service …”</w:t>
+        <w:t xml:space="preserve">“… the ambassador of Siena who was here, who has left to go back to Siena with Dom Diego. And since the said Lord Cardinal has begun to write to you of this affair, I will leave it to what he writes you. I understand that the Count [of] Santa Fiora is discontented with [the Emperor?], and would readily come over to the King's service …”</w:t>
       </w:r>
     </w:p>
     <w:p>
@@ -4508,7 +4508,7 @@
       </w:pPr>
       <w:r>
         <w:rPr/>
-        <w:t xml:space="preserve">“… auec le prince de Parme pour lui rendre les places … contre luy un party de malcontens … sortir de la une armee de reistres pour la jeter et espandre sur le pais de celuy qui …”</w:t>
+        <w:t xml:space="preserve">“… Et je scay que des l'an passé le Roy d'Espagne faisoit traicter a la soubz main avec luy par un certain italien qui sert d'ingenieur a Lisbone, dont les letres me sont venues es mains. Maintenant aussi la Roine sa mere va traicter avec luy le mariage de sa fille [de] Lorraine, pour le rejoindre avec [c]este maison ennemie de la chrestienté e[t] particulierement de l'estat d'Angleterre …”</w:t>
       </w:r>
     </w:p>
     <w:p>
@@ -4529,7 +4529,7 @@
           <w:iCs w:val="1"/>
           <w:color w:val="555555"/>
         </w:rPr>
-        <w:t xml:space="preserve">“… with the Prince of Parma, to hand the places over to him … against him a party of malcontents … to bring an army of reiters out of there, to hurl it and spread it over the country of the one who …”</w:t>
+        <w:t xml:space="preserve">“… And I know that since last year the King of Spain has been negotiating secretly with him through a certain Italian who serves as engineer at Lisbon, whose letters have come into my hands. Now also the Queen his mother is to negotiate with him the marriage of her daughter [of] Lorraine, to join him again with that house, enemy of Christendom and particularly of the state of England …”</w:t>
       </w:r>
     </w:p>
     <w:p>
@@ -6537,7 +6537,7 @@
       </w:pPr>
       <w:r>
         <w:rPr/>
-        <w:t xml:space="preserve">“… den Catolischen ins gemein und ohne underschied [wird] geringer Zeit übrig sein, sich [vor] des andern Theils Einfal, Gwalt und Betrangnus zu entweren … Conservation unser … catolischer Religion und Seelen Seligkeit …”</w:t>
+        <w:t xml:space="preserve">“… den Catolischen ins gemein und ohne underschied [wird] geringer Zeit übrig sein, sich [vor] des andern Theils Einfal, Gwalt und Betrangnus zu entweren. Ich vermeine, das die gemeine Zusammensetzung zu Conservation unser und in kurzer Zeit unser catolischer Religion und Seelen Seligkeit …”</w:t>
       </w:r>
     </w:p>
     <w:p>
@@ -6558,7 +6558,7 @@
           <w:iCs w:val="1"/>
           <w:color w:val="555555"/>
         </w:rPr>
-        <w:t xml:space="preserve">“… for the Catholics, in general and without distinction, little time [will] be left to defend themselves [against] the other side's invasion, violence and oppression … the preservation of our … Catholic religion and the salvation of souls …”</w:t>
+        <w:t xml:space="preserve">“… for the Catholics, in general and without distinction, little time [will] be left to defend themselves [against] the other side's invasion, violence and oppression. I hold that the common union, for the preservation of ourselves and soon of our Catholic religion and the salvation of souls …”</w:t>
       </w:r>
     </w:p>
     <w:p>
@@ -7010,7 +7010,7 @@
       </w:pPr>
       <w:r>
         <w:rPr/>
-        <w:t xml:space="preserve">“Mi ricordo che, fra li altri honori che […] mi fece in Nicolspurg, mi confido d'hauer dato intentione a questa Serenissima […] de uoler conferire un canonicato d'Olmiz ad uno de li […] suoi figli … si degni darne subito a me benigna risposta.”</w:t>
+        <w:t xml:space="preserve">“Mi ricordo che, fra li altri honori che [V.S.] mi fece in Nicolspurg, mi confido d'hauer dato intentione a questa Serenissima [Regina …] de uoler conferire un canonicato d'Olmiz ad uno de li [Serenissimi] suoi figli … prima [però] si degni darne subito a me benigna risposta.”</w:t>
       </w:r>
     </w:p>
     <w:p>
@@ -7031,7 +7031,7 @@
           <w:iCs w:val="1"/>
           <w:color w:val="555555"/>
         </w:rPr>
-        <w:t xml:space="preserve">“I recall that, among the other honours [Your Lordship] did me at Nikolsburg, I am confident I gave this Most Serene [Queen] to understand that [you] would confer a canonry of Olmütz on one of [her] sons … deign to give me at once a kind answer about it.”</w:t>
+        <w:t xml:space="preserve">“I recall that, among the other honours [Your Lordship] did me at Nikolsburg, I am confident I gave this Most Serene [Queen …] to understand that [you] would confer a canonry of Olmütz on one of her [Most Serene] sons … [but] first to deign to give me at once a kind answer.”</w:t>
       </w:r>
     </w:p>
     <w:p>
@@ -8930,7 +8930,7 @@
       </w:pPr>
       <w:r>
         <w:rPr/>
-        <w:t xml:space="preserve">“… Pytałam się ieżeli ma co postanowionego. Ni ma nic. … To tesz prawda że był u dominikanow wtenczas iakeś tańcował z nią w polu …”</w:t>
+        <w:t xml:space="preserve">“Pan starosta serecki iest tu. Pytałam się ieżeli ma co postanowionego. Ni ma nic. Iedzie ⟨dzie⟩ do Lublina. To tesz prawda że był u dominikanow wtenczas iakeś tańcował z nią w polu. Powiedał mi Stabrowski.”</w:t>
       </w:r>
     </w:p>
     <w:p>
@@ -8951,7 +8951,7 @@
           <w:iCs w:val="1"/>
           <w:color w:val="555555"/>
         </w:rPr>
-        <w:t xml:space="preserve">“… I asked whether he has anything settled; he has nothing. … It is also true that he was with the Dominicans at the time when you danced with her in the field …”</w:t>
+        <w:t xml:space="preserve">“The starosta serecki is here. I asked whether he has anything settled. He has nothing. He is going to Lublin. It is also true that he was with the Dominicans at the time when you danced with her in the field. Stabrowski told me.”</w:t>
       </w:r>
     </w:p>
     <w:p>
@@ -11132,7 +11132,7 @@
       </w:pPr>
       <w:r>
         <w:rPr/>
-        <w:t xml:space="preserve">“… per nuove sopraggiunte circostanze Le partecipo […] del Padre che Ella rimanga in Inspruck presso l’Imperatore e ovunque egli fosse per recarsi; intendendosi sospesa la indicata delibera […] relativa alla domanda de’ passaporti … nuova istruzione, che Le viene indirizzata per tre diverse vie …”</w:t>
+        <w:t xml:space="preserve">“… per nuove sopraggiunte circostanze Le partecipo […] del Padre che Ella rimanga in Inspruck presso l’Imperatore e ovunque egli fosse per recarsi …”</w:t>
       </w:r>
     </w:p>
     <w:p>
@@ -11153,7 +11153,7 @@
           <w:iCs w:val="1"/>
           <w:color w:val="555555"/>
         </w:rPr>
-        <w:t xml:space="preserve">“… because of new circumstances that have arisen, I inform you […] of the [Holy] Father that you are to remain at Innsbruck with the Emperor, and wherever he may go, the aforesaid decision […] concerning the request for the passports being understood as suspended … new instruction, which is being sent to you by three different routes …”</w:t>
+        <w:t xml:space="preserve">“… because of new circumstances that have arisen, I inform you […] of the [Holy] Father that you are to remain at Innsbruck with the Emperor, and wherever he may go …”</w:t>
       </w:r>
     </w:p>
     <w:p>
@@ -11676,7 +11676,7 @@
           <w:rFonts w:eastAsia="SimSun" w:hint="eastAsia"/>
           <w:lang w:eastAsia="zh-CN"/>
         </w:rPr>
-        <w:t xml:space="preserve">“潮城由莫擎宇獨立。我軍亦光復汕頭。後莫率大隊來，令我退出鎮守府。我軍力薄，暫由翼□支持。文慧返……”</w:t>
+        <w:t xml:space="preserve">“潮城由莫擎宇獨立。我軍亦光復汕頭。後莫率大隊來，令我退出鎮守府。我軍力薄，暫由翼□支持。文慧返[港]……”</w:t>
       </w:r>
     </w:p>
     <w:p>
@@ -11697,7 +11697,7 @@
           <w:iCs w:val="1"/>
           <w:color w:val="555555"/>
         </w:rPr>
-        <w:t xml:space="preserve">“Chaozhou city has been declared independent by Mo Qingyu. Our force too has recovered Swatow. Then Mo came with a large body of troops and ordered us out of the garrison headquarters. Our force is weak; for now we are supported by Yi-□. Wenhui is returning ……”</w:t>
+        <w:t xml:space="preserve">“Chaozhou city has been declared independent by Mo Qingyu. Our force too has recovered Swatow. Then Mo came with a large body of troops and ordered us out of the garrison headquarters. Our force is weak; for now we are supported by Yi-□. Wenhui is returning [to Hong Kong] ……”</w:t>
       </w:r>
     </w:p>
     <w:p>
@@ -12703,7 +12703,7 @@
       </w:pPr>
       <w:r>
         <w:rPr/>
-        <w:t xml:space="preserve">“… il custode … è tenuto Agria … in castello … deli danari del suo … lui m'ha resposto dice de voler andar in Italia …”</w:t>
+        <w:t xml:space="preserve">“… li go fato moto deli danari del suo de[b]ito, come mi dise messere [Alfonso]. Lui m'ha resposto, dice [de] voler andar in Italia … parlaremo a longo sopra ciò …”</w:t>
       </w:r>
     </w:p>
     <w:p>
@@ -12724,7 +12724,7 @@
           <w:iCs w:val="1"/>
           <w:color w:val="555555"/>
         </w:rPr>
-        <w:t xml:space="preserve">“… the keeper … Eger is held … in the castle … of his money … he has answered me, saying he wants to go to Italy …”</w:t>
+        <w:t xml:space="preserve">“… I have raised with him the money of his debt, as messer [Alfonso] told me. He has answered me, saying he wants to go to Italy … we shall speak at length about it …”</w:t>
       </w:r>
     </w:p>
     <w:p>
@@ -13312,7 +13312,7 @@
       </w:pPr>
       <w:r>
         <w:rPr/>
-        <w:t xml:space="preserve">“… el fallecimiento del Rey de Portugal … y agora con este moço el Rey que sucede en aquel Reino, y con que diz que tiene cabe sí algunos que no le dexan las orejas ociosas, no sabemos la demostración que querrá hacer; porque … los Reyes de Portugal tienen alianza antigua con los de Francia …”</w:t>
+        <w:t xml:space="preserve">“… y agora con este moço el Rey que sucede en aquel Reino, y con que diz que tiene cabe sí algunos que no le dexan las orejas ociosas, no sabemos la demostración que querrá hacer; porque como V. M. debe ya tener noticia, los Reyes de Portugal tienen alianza antigua con los de Francia …”</w:t>
       </w:r>
     </w:p>
     <w:p>
@@ -13333,7 +13333,7 @@
           <w:iCs w:val="1"/>
           <w:color w:val="555555"/>
         </w:rPr>
-        <w:t xml:space="preserve">“… the death of the King of Portugal … and now, with this youth who succeeds as King in that realm, and who they say has some people about him who do not leave his ears idle, we do not know what stance he will take; for … the Kings of Portugal have an ancient alliance with those of France …”</w:t>
+        <w:t xml:space="preserve">“… and now, with this youth who succeeds as King [of Portugal], and who they say has some people about him who do not leave his ears idle, we do not know what stance he will take; for, as Your Majesty must already know, the Kings of Portugal have an ancient alliance with those of France …”</w:t>
       </w:r>
     </w:p>
     <w:p>
@@ -13865,7 +13865,7 @@
       </w:pPr>
       <w:r>
         <w:rPr/>
-        <w:t xml:space="preserve">“… duque de Borbon … me rogaua que le lleuase a España, […] diziendome muchas razones para ello. Yo le he respondido que vna vez ponga el exercito de V. Md. en seguro, y que estas galeras no tienen pan …”</w:t>
+        <w:t xml:space="preserve">“… me rogaua que le lleuase a España, diziendome muchas razones para ello. Yo le he respondido que vna vez ponga el exercito de V. Md. en seguro, y que estas galeras no tienen pan …”</w:t>
       </w:r>
     </w:p>
     <w:p>
@@ -13886,7 +13886,7 @@
           <w:iCs w:val="1"/>
           <w:color w:val="555555"/>
         </w:rPr>
-        <w:t xml:space="preserve">“… the Duke of Bourbon … asked me to take him to Spain, […] giving me many reasons for it. I have answered him that once he has put Your Majesty's army in safety, and that these galleys have no bread …”</w:t>
+        <w:t xml:space="preserve">“… [the Duke of Bourbon] asked me to take him to Spain, giving me many reasons for it. I have answered him that once he has put Your Majesty's army in safety, and that these galleys have no bread …”</w:t>
       </w:r>
     </w:p>
     <w:p>
@@ -14440,7 +14440,7 @@
       </w:pPr>
       <w:r>
         <w:rPr/>
-        <w:t xml:space="preserve">“… I see there was a great mistaking of our doings, for by Davison's writing of a ship sent to [St Valery], […] imagined that Hall had a meaning to provoke Glasgow to come hither … This you must think must needs appear very strange.”</w:t>
+        <w:t xml:space="preserve">“… for by Davison's writing of a ship sent to [St] Valery, [they] imagined that Hall had a meaning to provoke Glasgow to come hither; whereupon this last gentleman came to enquire of Hall some assurance, if [Glasgow] should so do …”</w:t>
       </w:r>
     </w:p>
     <w:p>
@@ -14960,7 +14960,7 @@
       </w:pPr>
       <w:r>
         <w:rPr/>
-        <w:t xml:space="preserve">“Sir, 39 [Master of Gray] doth complain in a late letter written to his friend here, whom you know, of the alteration of your countenance towards him … he offereth to make a most manifest proof, if 28 and 29 [the banished lords?] would come down to the Borders to join with 20 [Morton] and some other friends as he can procure, without the which he feareth that 10 [the King] will be carried away from 36 [England] …”</w:t>
+        <w:t xml:space="preserve">“Sir, 39 [Master of Gray] doth complain in a late letter written to his friend here, whom you know, of the alteration of your countenance towards him, with the [courage] to procure the practice of 27 and 40 [Justice Clerk], which as he professeth doth greatly [abuse] you, being altogether bent to [ruin] 11 [the French] course …”</w:t>
       </w:r>
     </w:p>
     <w:p>
@@ -16106,7 +16106,7 @@
       </w:pPr>
       <w:r>
         <w:rPr/>
-        <w:t xml:space="preserve">“… col Cardinal Barberino di parlargli di quel negotio che lei mi si è commesso con cotesto Eccelso Conseglio, et di cavar anche qualche intimo particolare desiderato da lei … avendomi ricercato … se Palma sarà ben fortificata, quanto presidio aveva, se il passo della Pontebba si era ben assicurato …”</w:t>
+        <w:t xml:space="preserve">“… col Cardinal Barberino di parlargli di quel negotio che lei mi si è commesso con cotesto Eccelso Conseglio, et di cavar anche qualche intimo particolare desiderato da lei, perché due volte nelle capele [papali] e avendomi ricercato con [più] instanza se Palma sarà ben fortificata, quanto presidio aveva, se il passo della Pontebba si era ben assicurato …”</w:t>
       </w:r>
     </w:p>
     <w:p>
@@ -16127,7 +16127,7 @@
           <w:iCs w:val="1"/>
           <w:color w:val="555555"/>
         </w:rPr>
-        <w:t xml:space="preserve">“… with Cardinal Barberino, to speak to him of that business which you entrusted to me with that Most Excellent Council, and also to draw out some secret particular that you desired … having asked me … whether Palma will be well fortified, how large a garrison it had, whether the pass of the Pontebba had been well secured …”</w:t>
+        <w:t xml:space="preserve">“… with Cardinal Barberino, to speak to him of that business which you entrusted to me with that Most Excellent Council, and also to draw out some secret particular that you desired, because twice in the papal chapels, and having asked me with [more] insistence whether Palma will be well fortified, how large a garrison it had, whether the pass of the Pontebba had been well secured …”</w:t>
       </w:r>
     </w:p>
     <w:p>
@@ -18445,7 +18445,7 @@
       </w:pPr>
       <w:r>
         <w:rPr/>
-        <w:t xml:space="preserve">“… the Constable comenid with him how the ysle of Wight might be taken … and how it might be kept … He the French king hath encreasidde the pensions of dyvers of the rebels …”</w:t>
+        <w:t xml:space="preserve">“… the Constable comenid with him how the ysle of Wight might be taken […] most, and how it might be kept. The rebels finallye, Carew [also] advertisith me, they have concludid that …”</w:t>
       </w:r>
     </w:p>
     <w:p>
@@ -21305,7 +21305,7 @@
       </w:pPr>
       <w:r>
         <w:rPr/>
-        <w:t xml:space="preserve">“… of nu den Keizer in dezen met haar oprecht handelt … om haar te amuseeren …”</w:t>
+        <w:t xml:space="preserve">“Of nu de Keizer in dezen met haar oprecht handelt, [dan] of hij daardoor maar zoekt om haar te amuseren en aan zijn lijn te houden, gelijk velen met [grond] veronderstel[len], is niet wel zeker te ontdekken; maar het is zeker dat zij tot nog toe van de Keizer zeer [gunst]ig ingenomen is, en dat zij omtrent de bevordering van dit haar [favoriet] project op Zijne Majesteit veel rekent en staat maakt.”</w:t>
       </w:r>
     </w:p>
     <w:p>
@@ -21326,7 +21326,7 @@
           <w:iCs w:val="1"/>
           <w:color w:val="555555"/>
         </w:rPr>
-        <w:t xml:space="preserve">“… whether the Emperor is now dealing honestly with her [Catherine II] in this … to string her along …”</w:t>
+        <w:t xml:space="preserve">“Whether the Emperor is dealing honestly with her [Catherine II] in this, [or] whether he only seeks to amuse her and keep her on his line, as many suppose [with reason], cannot well be discovered for certain; but it is certain that she is so far very favourably disposed towards the Emperor, and that for the furtherance of this [favourite] project of hers she counts and relies much on His Majesty.”</w:t>
       </w:r>
     </w:p>
     <w:p>
@@ -21878,7 +21878,7 @@
       </w:pPr>
       <w:r>
         <w:rPr/>
-        <w:t xml:space="preserve">“… men heeft de ratificatie … gepubliceert, of schoon de ratificatie zelver nog niet gekoomen was … maar blijft persisteeren […] het tegenwoordig gouvernement niet te erkennen, dan zoo zij geen Robespierismus durven te introduceeren …”</w:t>
+        <w:t xml:space="preserve">“… men heeft de ratificatie [van] ons met [Frankrijk] gepubliceert, of schoon de ratificatie zelver nog niet gekoomen was … maar blijft persisteeren [om] het tegenwoordig gouvernement niet te erkennen, dan zoo zij geen Robespierismus durven te introduceeren …”</w:t>
       </w:r>
     </w:p>
     <w:p>
@@ -21899,7 +21899,7 @@
           <w:iCs w:val="1"/>
           <w:color w:val="555555"/>
         </w:rPr>
-        <w:t xml:space="preserve">“… they have published the ratification … although the ratification itself had not yet arrived … but persists […] in not recognising the present government, unless they dare not bring in Robespierrism …”</w:t>
+        <w:t xml:space="preserve">“… they have published the ratification [of] ours with [France], although the ratification itself had not yet arrived … but [it] persists [in] not recognising the present government, unless they dare to introduce no Robespierrism …”</w:t>
       </w:r>
     </w:p>
     <w:p>
@@ -21911,7 +21911,7 @@
       </w:pPr>
       <w:r>
         <w:rPr/>
-        <w:t xml:space="preserve">Prince Frederick of Orange, younger son of the exiled Stadtholder William V, London, May 7, 1795</w:t>
+        <w:t xml:space="preserve">Prince Frederick of Orange, younger son of the exiled Stadtholder William V, London, May 1795</w:t>
       </w:r>
     </w:p>
     <w:p>
@@ -22483,7 +22483,7 @@
       </w:pPr>
       <w:r>
         <w:rPr/>
-        <w:t xml:space="preserve">“Andrea Doria y el principe de Salerno esta[n] muy descontentos del rey … si V. Mag. [quisiere] aceptar en su servicio al dicho Andrea Doria con sus [qua]tro galeras, que el lo servira de muy buena voluntad …”</w:t>
+        <w:t xml:space="preserve">“Andrea Doria y el principe de Salerno estan muy descontentos del rey, porque les avia quitado la enpresa de esta ciudad y la avia dado al bastardo de Saboya; y a me [hablado] uno que se dize Jeronimo Doria, que es uno de los principales de esta ciudad, de parte del dicho Andrea Doria, y dizen que si V. Mag. [quiere] aceptar en su servicio al dicho Andrea Doria con sus quatro galeras, que el lo servira de muy buena voluntad …”</w:t>
       </w:r>
     </w:p>
     <w:p>
@@ -22504,7 +22504,7 @@
           <w:iCs w:val="1"/>
           <w:color w:val="555555"/>
         </w:rPr>
-        <w:t xml:space="preserve">“Andrea Doria and the Prince of Salerno are very discontented with the King [of France] … if Your Majesty [should wish] to take the said Andrea Doria into his service with his [four] galleys, he will serve him very willingly …”</w:t>
+        <w:t xml:space="preserve">“Andrea Doria and the Prince of Salerno are very discontented with the King [of France], because he had taken from them the enterprise of this city and had given it to the Bastard of Savoy; and one who calls himself Jeronimo Doria, one of the leading men of this city, has [spoken] to me on behalf of the said Andrea Doria, and they say that if Your Majesty [will] take the said Andrea Doria into your service with his four galleys, he will serve you very willingly …”</w:t>
       </w:r>
     </w:p>
     <w:p>
@@ -24450,7 +24450,7 @@
       </w:pPr>
       <w:r>
         <w:rPr/>
-        <w:t xml:space="preserve">“… prendre les intérêts de la Pologne autant à cœur … se sacrifier … pour affranchir la liberté … opprimée par les Suédois en faveur du roi Stanislas …”</w:t>
+        <w:t xml:space="preserve">“… asseurant qu'elle avoit dit que, prenant les intérêts de la Pologne autant à cœur que ceux de la Hongrie, elle estoit résolue de se sacrifier elle-mesme s'il le falloit pour affranchir la liberté polonoise opprimée par les Suédois en faveur du Roy Stanislas.”</w:t>
       </w:r>
     </w:p>
     <w:p>
@@ -24471,7 +24471,7 @@
           <w:iCs w:val="1"/>
           <w:color w:val="555555"/>
         </w:rPr>
-        <w:t xml:space="preserve">“… to take the interests of Poland as much to heart … to sacrifice himself … to set free the liberty … oppressed by the Swedes in favour of King Stanislas …”</w:t>
+        <w:t xml:space="preserve">“… asserting that [Your Highness] had said that, taking the interests of Poland as much to heart as those of Hungary, [you] were resolved to sacrifice [yourself] if need be to free Polish liberty, oppressed by the Swedes in favour of King Stanislas.”</w:t>
       </w:r>
     </w:p>
     <w:p>
